--- a/grade8/Fluency-Lab-Package/module-materials/Module-2-Multiply/FluencyLab_M2_MultiDigit_Guided.docx
+++ b/grade8/Fluency-Lab-Package/module-materials/Module-2-Multiply/FluencyLab_M2_MultiDigit_Guided.docx
@@ -136,7 +136,7 @@
           <w:sz w:val="26"/>
           <w:szCs w:val="26"/>
         </w:rPr>
-        <w:t xml:space="preserve">Refresher — the standard algorithm</w:t>
+        <w:t xml:space="preserve">Refresher</w:t>
       </w:r>
     </w:p>
     <w:p>
@@ -149,7 +149,7 @@
           <w:sz w:val="22"/>
           <w:szCs w:val="22"/>
         </w:rPr>
-        <w:t xml:space="preserve">One digit on the bottom (example: </w:t>
+        <w:t xml:space="preserve">Example 1:  </w:t>
       </w:r>
       <w:r>
         <w:rPr>
@@ -168,7 +168,7 @@
           <w:sz w:val="22"/>
           <w:szCs w:val="22"/>
         </w:rPr>
-        <w:t xml:space="preserve">):</w:t>
+        <w:t xml:space="preserve"/>
       </w:r>
     </w:p>
     <w:tbl>
@@ -302,7 +302,7 @@
           <w:sz w:val="22"/>
           <w:szCs w:val="22"/>
         </w:rPr>
-        <w:t xml:space="preserve">Tens: 6 × 3 = 18, plus the carried 2 = 20 → write 20. Answer: 204.</w:t>
+        <w:t xml:space="preserve">Tens: 6 × 3 = 18, + carry 2 = 20 → write 20.</w:t>
       </w:r>
     </w:p>
     <w:p>
@@ -315,7 +315,7 @@
           <w:sz w:val="22"/>
           <w:szCs w:val="22"/>
         </w:rPr>
-        <w:t xml:space="preserve">Two digits on the bottom (example: </w:t>
+        <w:t xml:space="preserve">Example 2:  </w:t>
       </w:r>
       <w:r>
         <w:rPr>
@@ -334,7 +334,7 @@
           <w:sz w:val="22"/>
           <w:szCs w:val="22"/>
         </w:rPr>
-        <w:t xml:space="preserve">):  two partial products, then add.</w:t>
+        <w:t xml:space="preserve"/>
       </w:r>
     </w:p>
     <w:tbl>
@@ -495,7 +495,7 @@
           <w:sz w:val="22"/>
           <w:szCs w:val="22"/>
         </w:rPr>
-        <w:t xml:space="preserve">The second line, 47 × 30 = 1410, is the </w:t>
+        <w:t xml:space="preserve">Line 2 is the </w:t>
       </w:r>
       <w:r>
         <w:rPr>
@@ -513,7 +513,7 @@
           <w:sz w:val="22"/>
           <w:szCs w:val="22"/>
         </w:rPr>
-        <w:t xml:space="preserve"> — that’s the place-value shift. Not a box: the real algorithm.</w:t>
+        <w:t xml:space="preserve">:  47 × 30 = 1410 (the shift).</w:t>
       </w:r>
     </w:p>
     <w:p>
@@ -529,7 +529,7 @@
           <w:sz w:val="26"/>
           <w:szCs w:val="26"/>
         </w:rPr>
-        <w:t xml:space="preserve">Guided practice — fill in each step</w:t>
+        <w:t xml:space="preserve">Your turn</w:t>
       </w:r>
     </w:p>
     <w:p>
@@ -664,7 +664,7 @@
                 <w:sz w:val="22"/>
                 <w:szCs w:val="22"/>
               </w:rPr>
-              <w:t xml:space="preserve">Ones:  7 × 3 = ____   →  write ____ , carry ____</w:t>
+              <w:t xml:space="preserve">Ones:  7 × 3 = ____ → write ____, carry ____</w:t>
             </w:r>
           </w:p>
           <w:p>
@@ -678,7 +678,7 @@
                 <w:sz w:val="22"/>
                 <w:szCs w:val="22"/>
               </w:rPr>
-              <w:t xml:space="preserve">Tens:  7 × 5 = ____ , + carry ____ = ____</w:t>
+              <w:t xml:space="preserve">Tens:  7 × 5 = ____, + carry ____ = ____</w:t>
             </w:r>
           </w:p>
           <w:p>
@@ -844,7 +844,7 @@
                 <w:sz w:val="22"/>
                 <w:szCs w:val="22"/>
               </w:rPr>
-              <w:t xml:space="preserve">Partial 2  (46 × 20): = ______   ← the tens (the shift)</w:t>
+              <w:t xml:space="preserve">Partial 2  (46 × 20): = ______   ← the shift</w:t>
             </w:r>
           </w:p>
           <w:p>
@@ -996,7 +996,7 @@
                 <w:sz w:val="22"/>
                 <w:szCs w:val="22"/>
               </w:rPr>
-              <w:t xml:space="preserve">Ones:      4 × 8 = ____   →  write ____ , carry ____</w:t>
+              <w:t xml:space="preserve">Ones:     4 × 8 = ____ → write ____, carry ____</w:t>
             </w:r>
           </w:p>
           <w:p>
@@ -1010,7 +1010,7 @@
                 <w:sz w:val="22"/>
                 <w:szCs w:val="22"/>
               </w:rPr>
-              <w:t xml:space="preserve">Tens:      4 × 2 = ____ , + carry ____ = ____  → write ____ , carry ____</w:t>
+              <w:t xml:space="preserve">Tens:     4 × 2 = ____, + carry ____ = ____ → write ____, carry ____</w:t>
             </w:r>
           </w:p>
           <w:p>
@@ -1024,7 +1024,7 @@
                 <w:sz w:val="22"/>
                 <w:szCs w:val="22"/>
               </w:rPr>
-              <w:t xml:space="preserve">Hundreds:  4 × 1 = ____ , + carry ____ = ____</w:t>
+              <w:t xml:space="preserve">Hundreds: 4 × 1 = ____, + carry ____ = ____</w:t>
             </w:r>
           </w:p>
           <w:p>
@@ -1057,7 +1057,7 @@
           <w:sz w:val="26"/>
           <w:szCs w:val="26"/>
         </w:rPr>
-        <w:t xml:space="preserve">On your own — stack it and solve</w:t>
+        <w:t xml:space="preserve">On your own</w:t>
       </w:r>
     </w:p>
     <w:tbl>
@@ -1704,7 +1704,7 @@
                 <w:sz w:val="20"/>
                 <w:szCs w:val="20"/>
               </w:rPr>
-              <w:t xml:space="preserve">Set it up yourself — stack each one, then solve.</w:t>
+              <w:t xml:space="preserve">Stack, then solve.</w:t>
             </w:r>
           </w:p>
           <w:p>
@@ -1718,7 +1718,7 @@
                 <w:sz w:val="23"/>
                 <w:szCs w:val="23"/>
               </w:rPr>
-              <w:t xml:space="preserve">48 × 6 = ______        72 × 8 = ______</w:t>
+              <w:t xml:space="preserve">48 × 6 = ______         72 × 8 = ______</w:t>
             </w:r>
           </w:p>
           <w:p>
@@ -1750,7 +1750,7 @@
           <w:sz w:val="20"/>
           <w:szCs w:val="20"/>
         </w:rPr>
-        <w:t xml:space="preserve">Don’t forget the shift on the second line. You’ve got this. ★</w:t>
+        <w:t xml:space="preserve">Remember the shift. ★</w:t>
       </w:r>
     </w:p>
     <w:sectPr>
